--- a/output/Cognition/resume.docx
+++ b/output/Cognition/resume.docx
@@ -58,117 +58,77 @@
         <w:rPr>
           <w:noProof/>
         </w:rPr>
-        <w:pict w14:anchorId="6429C44A">
-          <v:rect id="_x0000_i1029" alt="" style="width:468pt;height:.05pt;mso-width-percent:0;mso-height-percent:0;mso-width-percent:0;mso-height-percent:0" o:hralign="center" o:hrstd="t" o:hr="t"/>
+        <w:pict w14:anchorId="5A3074AB">
+          <v:rect id="_x0000_i1028" alt="" style="width:468pt;height:.05pt;mso-width-percent:0;mso-height-percent:0;mso-width-percent:0;mso-height-percent:0" o:hralign="center" o:hrstd="t" o:hr="t"/>
         </w:pict>
       </w:r>
     </w:p>
     <w:p>
-      <w:bookmarkStart w:id="1" w:name="summary"/>
-      <w:r>
-        <w:t>Summary</w:t>
+      <w:pPr>
+        <w:pStyle w:val="Heading2"/>
+      </w:pPr>
+      <w:bookmarkStart w:id="1" w:name="experience"/>
+      <w:bookmarkEnd w:id="0"/>
+      <w:r>
+        <w:t>Experience</w:t>
       </w:r>
     </w:p>
-    <w:p>
-      <w:r>
-        <w:t xml:space="preserve">Full-stack software engineer with </w:t>
-      </w:r>
-      <w:r>
-        <w:rPr>
-          <w:b/>
-          <w:bCs/>
-        </w:rPr>
-        <w:t>3+ years of experience</w:t>
-      </w:r>
-      <w:r>
-        <w:t xml:space="preserve"> building production enterprise applications spanning </w:t>
-      </w:r>
-      <w:r>
-        <w:rPr>
-          <w:b/>
-          <w:bCs/>
-        </w:rPr>
-        <w:t>backend services, AI-powered systems, and React-based UIs</w:t>
-      </w:r>
-      <w:r>
-        <w:t>. D</w:t>
-      </w:r>
-      <w:r>
-        <w:t xml:space="preserve">esigned an </w:t>
-      </w:r>
-      <w:r>
-        <w:rPr>
-          <w:b/>
-          <w:bCs/>
-        </w:rPr>
-        <w:t>agentic LLM debugging system</w:t>
-      </w:r>
-      <w:r>
-        <w:t xml:space="preserve"> with structured reasoning over </w:t>
-      </w:r>
-      <w:r>
-        <w:rPr>
-          <w:b/>
-          <w:bCs/>
-        </w:rPr>
-        <w:t>500+ optimization constraints</w:t>
-      </w:r>
-      <w:r>
-        <w:t xml:space="preserve">. Passionate about building </w:t>
-      </w:r>
-      <w:r>
-        <w:rPr>
-          <w:b/>
-          <w:bCs/>
-        </w:rPr>
-        <w:t>AI agents that reason on real-world tasks</w:t>
-      </w:r>
-      <w:r>
-        <w:t xml:space="preserve"> at scale.</w:t>
-      </w:r>
-    </w:p>
-    <w:p>
-      <w:r>
-        <w:rPr>
-          <w:noProof/>
-        </w:rPr>
-        <w:pict w14:anchorId="3C54C131">
-          <v:rect id="_x0000_i1028" alt="" style="width:468pt;height:.05pt;mso-width-percent:0;mso-height-percent:0;mso-width-percent:0;mso-height-percent:0" o:hralign="center" o:hrstd="t" o:hr="t"/>
-        </w:pict>
-      </w:r>
-    </w:p>
-    <w:p>
-      <w:bookmarkStart w:id="2" w:name="experience"/>
-      <w:bookmarkEnd w:id="1"/>
-      <w:r>
-        <w:t>Experience</w:t>
-      </w:r>
-    </w:p>
-    <w:p>
-      <w:r>
-        <w:rPr>
-          <w:b/>
-          <w:bCs/>
-        </w:rPr>
-        <w:t>Software Engineer</w:t>
-      </w:r>
-      <w:r>
-        <w:t xml:space="preserve"> — </w:t>
-      </w:r>
-      <w:r>
-        <w:rPr>
-          <w:b/>
-          <w:bCs/>
-        </w:rPr>
-        <w:t>C3 AI,</w:t>
-      </w:r>
-      <w:r>
-        <w:t xml:space="preserve"> California, United States | Jun 2023</w:t>
-      </w:r>
-      <w:r>
-        <w:t xml:space="preserve"> – Present</w:t>
-      </w:r>
-    </w:p>
+    <w:tbl>
+      <w:tblPr>
+        <w:tblW w:w="5000" w:type="pct"/>
+        <w:tblLayout w:type="fixed"/>
+        <w:tblLook w:val="0020" w:firstRow="1" w:lastRow="0" w:firstColumn="0" w:lastColumn="0" w:noHBand="0" w:noVBand="0"/>
+      </w:tblPr>
+      <w:tblGrid>
+        <w:gridCol w:w="7920"/>
+        <w:gridCol w:w="2880"/>
+      </w:tblGrid>
+      <w:tr>
+        <w:trPr>
+          <w:tblHeader/>
+        </w:trPr>
+        <w:tc>
+          <w:tcPr>
+            <w:tcW w:w="5808" w:type="dxa"/>
+          </w:tcPr>
+          <w:p>
+            <w:r>
+              <w:rPr>
+                <w:b/>
+                <w:bCs/>
+              </w:rPr>
+              <w:t>Software Engineering</w:t>
+            </w:r>
+            <w:r>
+              <w:t xml:space="preserve"> — </w:t>
+            </w:r>
+            <w:r>
+              <w:rPr>
+                <w:b/>
+                <w:bCs/>
+              </w:rPr>
+              <w:t>C3 AI,</w:t>
+            </w:r>
+            <w:r>
+              <w:t xml:space="preserve"> California, United States</w:t>
+            </w:r>
+          </w:p>
+        </w:tc>
+        <w:tc>
+          <w:tcPr>
+            <w:tcW w:w="2112" w:type="dxa"/>
+          </w:tcPr>
+          <w:p>
+            <w:pPr>
+              <w:jc w:val="right"/>
+            </w:pPr>
+            <w:r>
+              <w:t>Jun 2023 – Present</w:t>
+            </w:r>
+          </w:p>
+        </w:tc>
+      </w:tr>
+    </w:tbl>
     <w:p>
       <w:pPr>
         <w:numPr>
@@ -181,10 +141,63 @@
           <w:b/>
           <w:bCs/>
         </w:rPr>
-        <w:t>Owned and delivered core user-facing features</w:t>
-      </w:r>
-      <w:r>
-        <w:t xml:space="preserve"> in a production enterprise application, spanning backend service design, API contracts, and UI integration, ensuring performance, scalability, and correctness.</w:t>
+        <w:t>Owned and shipped core user-facing features</w:t>
+      </w:r>
+      <w:r>
+        <w:t xml:space="preserve"> across a </w:t>
+      </w:r>
+      <w:r>
+        <w:rPr>
+          <w:b/>
+          <w:bCs/>
+        </w:rPr>
+        <w:t>production enterprise AI application</w:t>
+      </w:r>
+      <w:r>
+        <w:t xml:space="preserve">, </w:t>
+      </w:r>
+      <w:r>
+        <w:t xml:space="preserve">spanning </w:t>
+      </w:r>
+      <w:r>
+        <w:rPr>
+          <w:b/>
+          <w:bCs/>
+        </w:rPr>
+        <w:t>backend service design</w:t>
+      </w:r>
+      <w:r>
+        <w:t xml:space="preserve">, </w:t>
+      </w:r>
+      <w:r>
+        <w:rPr>
+          <w:b/>
+          <w:bCs/>
+        </w:rPr>
+        <w:t>API contracts</w:t>
+      </w:r>
+      <w:r>
+        <w:t xml:space="preserve">, and </w:t>
+      </w:r>
+      <w:r>
+        <w:rPr>
+          <w:b/>
+          <w:bCs/>
+        </w:rPr>
+        <w:t>UI integration</w:t>
+      </w:r>
+      <w:r>
+        <w:t xml:space="preserve">, delivering </w:t>
+      </w:r>
+      <w:r>
+        <w:rPr>
+          <w:b/>
+          <w:bCs/>
+        </w:rPr>
+        <w:t>performant, scalable experiences</w:t>
+      </w:r>
+      <w:r>
+        <w:t xml:space="preserve"> used by enterprise engineering teams.</w:t>
       </w:r>
     </w:p>
     <w:p>
@@ -199,14 +212,7 @@
           <w:b/>
           <w:bCs/>
         </w:rPr>
-        <w:t>Led development across multiple project</w:t>
-      </w:r>
-      <w:r>
-        <w:rPr>
-          <w:b/>
-          <w:bCs/>
-        </w:rPr>
-        <w:t>s</w:t>
+        <w:t>Led development across multiple projects</w:t>
       </w:r>
       <w:r>
         <w:t xml:space="preserve">, delivering </w:t>
@@ -219,7 +225,64 @@
         <w:t>10+ end-to-end features</w:t>
       </w:r>
       <w:r>
-        <w:t xml:space="preserve"> using JavaScript, Python, React, and Redux, and releasing two major versions on schedule.</w:t>
+        <w:t xml:space="preserve"> using </w:t>
+      </w:r>
+      <w:r>
+        <w:rPr>
+          <w:b/>
+          <w:bCs/>
+        </w:rPr>
+        <w:t>JavaScript</w:t>
+      </w:r>
+      <w:r>
+        <w:t xml:space="preserve">, </w:t>
+      </w:r>
+      <w:r>
+        <w:rPr>
+          <w:b/>
+          <w:bCs/>
+        </w:rPr>
+        <w:t>Python</w:t>
+      </w:r>
+      <w:r>
+        <w:t xml:space="preserve">, </w:t>
+      </w:r>
+      <w:r>
+        <w:rPr>
+          <w:b/>
+          <w:bCs/>
+        </w:rPr>
+        <w:t>Rea</w:t>
+      </w:r>
+      <w:r>
+        <w:rPr>
+          <w:b/>
+          <w:bCs/>
+        </w:rPr>
+        <w:t>ct</w:t>
+      </w:r>
+      <w:r>
+        <w:t xml:space="preserve">, and </w:t>
+      </w:r>
+      <w:r>
+        <w:rPr>
+          <w:b/>
+          <w:bCs/>
+        </w:rPr>
+        <w:t>Redux</w:t>
+      </w:r>
+      <w:r>
+        <w:t xml:space="preserve">, shipping two major product versions on schedule while making key </w:t>
+      </w:r>
+      <w:r>
+        <w:rPr>
+          <w:b/>
+          <w:bCs/>
+        </w:rPr>
+        <w:t>product and experience decisions</w:t>
+      </w:r>
+      <w:r>
+        <w:t xml:space="preserve"> alongside coding.</w:t>
       </w:r>
     </w:p>
     <w:p>
@@ -237,7 +300,7 @@
         <w:t>Drove backend performance optimizations</w:t>
       </w:r>
       <w:r>
-        <w:t xml:space="preserve"> that improved request processing time by </w:t>
+        <w:t xml:space="preserve">, reducing request processing time by </w:t>
       </w:r>
       <w:r>
         <w:rPr>
@@ -247,24 +310,30 @@
         <w:t>over 50%</w:t>
       </w:r>
       <w:r>
-        <w:t xml:space="preserve">, by implementing </w:t>
-      </w:r>
-      <w:r>
-        <w:rPr>
-          <w:b/>
-          <w:bCs/>
-        </w:rPr>
-        <w:t>batching strategies a</w:t>
-      </w:r>
-      <w:r>
-        <w:rPr>
-          <w:b/>
-          <w:bCs/>
-        </w:rPr>
-        <w:t>nd rolling aggregations</w:t>
-      </w:r>
-      <w:r>
-        <w:t xml:space="preserve"> to reduce latency at scale.</w:t>
+        <w:t xml:space="preserve"> as measured by p95 latency, by implemen</w:t>
+      </w:r>
+      <w:r>
+        <w:t xml:space="preserve">ting </w:t>
+      </w:r>
+      <w:r>
+        <w:rPr>
+          <w:b/>
+          <w:bCs/>
+        </w:rPr>
+        <w:t>batching</w:t>
+      </w:r>
+      <w:r>
+        <w:t xml:space="preserve"> and </w:t>
+      </w:r>
+      <w:r>
+        <w:rPr>
+          <w:b/>
+          <w:bCs/>
+        </w:rPr>
+        <w:t>rolling aggregation</w:t>
+      </w:r>
+      <w:r>
+        <w:t xml:space="preserve"> pipelines that scaled to thousands of concurrent users.</w:t>
       </w:r>
     </w:p>
     <w:p>
@@ -282,40 +351,64 @@
         <w:t>Architected an agentic LLM-powered debugging system</w:t>
       </w:r>
       <w:r>
-        <w:t xml:space="preserve"> that </w:t>
-      </w:r>
-      <w:r>
-        <w:rPr>
-          <w:b/>
-          <w:bCs/>
-        </w:rPr>
-        <w:t>eliminated manual root-cause analysis</w:t>
-      </w:r>
-      <w:r>
-        <w:t xml:space="preserve">, by combining </w:t>
-      </w:r>
-      <w:r>
-        <w:rPr>
-          <w:b/>
-          <w:bCs/>
-        </w:rPr>
-        <w:t>Postgres retrieval, workflow graph analysis, and structured reasoning</w:t>
-      </w:r>
-      <w:r>
-        <w:t xml:space="preserve"> to autonomously resolve i</w:t>
-      </w:r>
-      <w:r>
-        <w:t xml:space="preserve">ssues across </w:t>
-      </w:r>
-      <w:r>
-        <w:rPr>
-          <w:b/>
-          <w:bCs/>
-        </w:rPr>
-        <w:t>500+ optimization constraints</w:t>
-      </w:r>
-      <w:r>
-        <w:t>.</w:t>
+        <w:t xml:space="preserve"> with </w:t>
+      </w:r>
+      <w:r>
+        <w:rPr>
+          <w:b/>
+          <w:bCs/>
+        </w:rPr>
+        <w:t>Postgres retrieval</w:t>
+      </w:r>
+      <w:r>
+        <w:t xml:space="preserve">, workflow </w:t>
+      </w:r>
+      <w:r>
+        <w:rPr>
+          <w:b/>
+          <w:bCs/>
+        </w:rPr>
+        <w:t>graph analysis</w:t>
+      </w:r>
+      <w:r>
+        <w:t xml:space="preserve">, and </w:t>
+      </w:r>
+      <w:r>
+        <w:rPr>
+          <w:b/>
+          <w:bCs/>
+        </w:rPr>
+        <w:t>structured reasoning</w:t>
+      </w:r>
+      <w:r>
+        <w:t xml:space="preserve"> — capable of handling </w:t>
+      </w:r>
+      <w:r>
+        <w:rPr>
+          <w:b/>
+          <w:bCs/>
+        </w:rPr>
+        <w:t>500+ optimiza</w:t>
+      </w:r>
+      <w:r>
+        <w:rPr>
+          <w:b/>
+          <w:bCs/>
+        </w:rPr>
+        <w:t>tion constraints</w:t>
+      </w:r>
+      <w:r>
+        <w:t xml:space="preserve">, eliminating manual root-cause analysis for an </w:t>
+      </w:r>
+      <w:r>
+        <w:rPr>
+          <w:b/>
+          <w:bCs/>
+        </w:rPr>
+        <w:t>autonomous AI agent</w:t>
+      </w:r>
+      <w:r>
+        <w:t xml:space="preserve"> that reasons over real-world engineering tasks.</w:t>
       </w:r>
     </w:p>
     <w:p>
@@ -333,24 +426,41 @@
         <w:t>Designed a high-scale in-memory state management system</w:t>
       </w:r>
       <w:r>
-        <w:t xml:space="preserve"> that enabled </w:t>
-      </w:r>
-      <w:r>
-        <w:rPr>
-          <w:b/>
-          <w:bCs/>
-        </w:rPr>
-        <w:t>5,000+ simultaneous asset operations with zero UI degradation</w:t>
-      </w:r>
-      <w:r>
-        <w:t xml:space="preserve">, by minimizing database calls and ensuring </w:t>
-      </w:r>
-      <w:r>
-        <w:rPr>
-          <w:b/>
-          <w:bCs/>
-        </w:rPr>
-        <w:t>data consistency under concurrent load</w:t>
+        <w:t xml:space="preserve"> for asset onboarding, enabling creation and editing of </w:t>
+      </w:r>
+      <w:r>
+        <w:rPr>
+          <w:b/>
+          <w:bCs/>
+        </w:rPr>
+        <w:t>5,000+ assets</w:t>
+      </w:r>
+      <w:r>
+        <w:rPr>
+          <w:b/>
+          <w:bCs/>
+        </w:rPr>
+        <w:t xml:space="preserve"> simultaneously</w:t>
+      </w:r>
+      <w:r>
+        <w:t xml:space="preserve"> with zero UI performance degradation, while minimizing database calls — demonstrating the kind of </w:t>
+      </w:r>
+      <w:r>
+        <w:rPr>
+          <w:b/>
+          <w:bCs/>
+        </w:rPr>
+        <w:t>systems-level thinking</w:t>
+      </w:r>
+      <w:r>
+        <w:t xml:space="preserve"> required to build performant </w:t>
+      </w:r>
+      <w:r>
+        <w:rPr>
+          <w:b/>
+          <w:bCs/>
+        </w:rPr>
+        <w:t>developer-facing tools</w:t>
       </w:r>
       <w:r>
         <w:t>.</w:t>
@@ -371,44 +481,65 @@
         <w:t>Mentored and onboarded 3 engineers</w:t>
       </w:r>
       <w:r>
-        <w:t xml:space="preserve">, accelerating team productivity as measured by </w:t>
-      </w:r>
-      <w:r>
-        <w:rPr>
-          <w:b/>
-          <w:bCs/>
-        </w:rPr>
-        <w:t>faster ramp-up to independent contributions</w:t>
-      </w:r>
-      <w:r>
-        <w:t>, by providing technical guidance and thorough code reviews.</w:t>
+        <w:t>, providing technical guidance, code reviews, and support to accelerate team productivity.</w:t>
       </w:r>
     </w:p>
-    <w:p>
-      <w:r>
-        <w:rPr>
-          <w:b/>
-          <w:bCs/>
-        </w:rPr>
-        <w:t>Software Engineering Intern</w:t>
-      </w:r>
-      <w:r>
-        <w:t xml:space="preserve"> — </w:t>
-      </w:r>
-      <w:r>
-        <w:rPr>
-          <w:b/>
-          <w:bCs/>
-        </w:rPr>
-        <w:t>C3 AI,</w:t>
-      </w:r>
-      <w:r>
-        <w:t xml:space="preserve"> California, United States | May</w:t>
-      </w:r>
-      <w:r>
-        <w:t xml:space="preserve"> 2022 – Aug 2022</w:t>
-      </w:r>
-    </w:p>
+    <w:tbl>
+      <w:tblPr>
+        <w:tblW w:w="5000" w:type="pct"/>
+        <w:tblLayout w:type="fixed"/>
+        <w:tblLook w:val="0020" w:firstRow="1" w:lastRow="0" w:firstColumn="0" w:lastColumn="0" w:noHBand="0" w:noVBand="0"/>
+      </w:tblPr>
+      <w:tblGrid>
+        <w:gridCol w:w="7920"/>
+        <w:gridCol w:w="2880"/>
+      </w:tblGrid>
+      <w:tr>
+        <w:trPr>
+          <w:tblHeader/>
+        </w:trPr>
+        <w:tc>
+          <w:tcPr>
+            <w:tcW w:w="5808" w:type="dxa"/>
+          </w:tcPr>
+          <w:p>
+            <w:r>
+              <w:rPr>
+                <w:b/>
+                <w:bCs/>
+              </w:rPr>
+              <w:t>Software Engineering Intern</w:t>
+            </w:r>
+            <w:r>
+              <w:t xml:space="preserve"> — </w:t>
+            </w:r>
+            <w:r>
+              <w:rPr>
+                <w:b/>
+                <w:bCs/>
+              </w:rPr>
+              <w:t>C3 AI,</w:t>
+            </w:r>
+            <w:r>
+              <w:t xml:space="preserve"> California, United States</w:t>
+            </w:r>
+          </w:p>
+        </w:tc>
+        <w:tc>
+          <w:tcPr>
+            <w:tcW w:w="2112" w:type="dxa"/>
+          </w:tcPr>
+          <w:p>
+            <w:pPr>
+              <w:jc w:val="right"/>
+            </w:pPr>
+            <w:r>
+              <w:t>May 2022 – Aug 2022</w:t>
+            </w:r>
+          </w:p>
+        </w:tc>
+      </w:tr>
+    </w:tbl>
     <w:p>
       <w:pPr>
         <w:numPr>
@@ -421,33 +552,33 @@
           <w:b/>
           <w:bCs/>
         </w:rPr>
-        <w:t>Built an end-to-end ESG data unification application</w:t>
-      </w:r>
-      <w:r>
-        <w:t xml:space="preserve"> that </w:t>
-      </w:r>
-      <w:r>
-        <w:rPr>
-          <w:b/>
-          <w:bCs/>
-        </w:rPr>
-        <w:t>reduced report generation time by 85%</w:t>
-      </w:r>
-      <w:r>
-        <w:t xml:space="preserve">, by designing the data model, business logic, and </w:t>
-      </w:r>
-      <w:r>
-        <w:rPr>
-          <w:b/>
-          <w:bCs/>
-        </w:rPr>
-        <w:t>interactive React visualizations</w:t>
-      </w:r>
-      <w:r>
-        <w:t xml:space="preserve"> </w:t>
-      </w:r>
-      <w:r>
-        <w:t>for issue tracking and impact analysis.</w:t>
+        <w:t>Built an end-to-end application</w:t>
+      </w:r>
+      <w:r>
+        <w:t xml:space="preserve"> that unified fragmented ESG data and automated is</w:t>
+      </w:r>
+      <w:r>
+        <w:t xml:space="preserve">sue tracking, </w:t>
+      </w:r>
+      <w:r>
+        <w:rPr>
+          <w:b/>
+          <w:bCs/>
+        </w:rPr>
+        <w:t>reducing report generation time by 85%</w:t>
+      </w:r>
+      <w:r>
+        <w:t xml:space="preserve"> by designing a full-stack pipeline spanning data ingestion, business logic, and </w:t>
+      </w:r>
+      <w:r>
+        <w:rPr>
+          <w:b/>
+          <w:bCs/>
+        </w:rPr>
+        <w:t>interactive UI</w:t>
+      </w:r>
+      <w:r>
+        <w:t>.</w:t>
       </w:r>
     </w:p>
     <w:p>
@@ -458,48 +589,109 @@
         </w:numPr>
       </w:pPr>
       <w:r>
-        <w:t xml:space="preserve">Designed the data model and implemented business logic for ESG issue tracking, enabling impact factor calculation and </w:t>
-      </w:r>
-      <w:r>
-        <w:rPr>
-          <w:b/>
-          <w:bCs/>
-        </w:rPr>
-        <w:t>interactive visualizations using React</w:t>
-      </w:r>
-      <w:r>
-        <w:t>, Redux, and the C3 AI platform.</w:t>
+        <w:rPr>
+          <w:b/>
+          <w:bCs/>
+        </w:rPr>
+        <w:t>Designed the data model and business logic</w:t>
+      </w:r>
+      <w:r>
+        <w:t xml:space="preserve"> for ESG issue tracking, enabling impact factor calculation and </w:t>
+      </w:r>
+      <w:r>
+        <w:rPr>
+          <w:b/>
+          <w:bCs/>
+        </w:rPr>
+        <w:t>i</w:t>
+      </w:r>
+      <w:r>
+        <w:rPr>
+          <w:b/>
+          <w:bCs/>
+        </w:rPr>
+        <w:t>nteractive visualizations</w:t>
+      </w:r>
+      <w:r>
+        <w:t xml:space="preserve"> using </w:t>
+      </w:r>
+      <w:r>
+        <w:rPr>
+          <w:b/>
+          <w:bCs/>
+        </w:rPr>
+        <w:t>React</w:t>
+      </w:r>
+      <w:r>
+        <w:t xml:space="preserve">, </w:t>
+      </w:r>
+      <w:r>
+        <w:rPr>
+          <w:b/>
+          <w:bCs/>
+        </w:rPr>
+        <w:t>Redux</w:t>
+      </w:r>
+      <w:r>
+        <w:t>, and the C3 AI platform — shipping a complete feature from data layer through frontend.</w:t>
       </w:r>
     </w:p>
-    <w:p>
-      <w:r>
-        <w:rPr>
-          <w:b/>
-          <w:bCs/>
-        </w:rPr>
-        <w:t>Full Stack Web Developer In</w:t>
-      </w:r>
-      <w:r>
-        <w:rPr>
-          <w:b/>
-          <w:bCs/>
-        </w:rPr>
-        <w:t>tern</w:t>
-      </w:r>
-      <w:r>
-        <w:t xml:space="preserve"> — </w:t>
-      </w:r>
-      <w:r>
-        <w:rPr>
-          <w:b/>
-          <w:bCs/>
-        </w:rPr>
-        <w:t>Stratzy,</w:t>
-      </w:r>
-      <w:r>
-        <w:t xml:space="preserve"> Mumbai, India | Apr 2019 – Jul 2019</w:t>
-      </w:r>
-    </w:p>
+    <w:tbl>
+      <w:tblPr>
+        <w:tblW w:w="5000" w:type="pct"/>
+        <w:tblLayout w:type="fixed"/>
+        <w:tblLook w:val="0020" w:firstRow="1" w:lastRow="0" w:firstColumn="0" w:lastColumn="0" w:noHBand="0" w:noVBand="0"/>
+      </w:tblPr>
+      <w:tblGrid>
+        <w:gridCol w:w="7920"/>
+        <w:gridCol w:w="2880"/>
+      </w:tblGrid>
+      <w:tr>
+        <w:trPr>
+          <w:tblHeader/>
+        </w:trPr>
+        <w:tc>
+          <w:tcPr>
+            <w:tcW w:w="5808" w:type="dxa"/>
+          </w:tcPr>
+          <w:p>
+            <w:r>
+              <w:rPr>
+                <w:b/>
+                <w:bCs/>
+              </w:rPr>
+              <w:t>Full Stack Web Developer Intern</w:t>
+            </w:r>
+            <w:r>
+              <w:t xml:space="preserve"> — </w:t>
+            </w:r>
+            <w:r>
+              <w:rPr>
+                <w:b/>
+                <w:bCs/>
+              </w:rPr>
+              <w:t>Stratzy,</w:t>
+            </w:r>
+            <w:r>
+              <w:t xml:space="preserve"> Mumbai, India</w:t>
+            </w:r>
+          </w:p>
+        </w:tc>
+        <w:tc>
+          <w:tcPr>
+            <w:tcW w:w="2112" w:type="dxa"/>
+          </w:tcPr>
+          <w:p>
+            <w:pPr>
+              <w:jc w:val="right"/>
+            </w:pPr>
+            <w:r>
+              <w:t>Apr 2019 – Jul 2019</w:t>
+            </w:r>
+          </w:p>
+        </w:tc>
+      </w:tr>
+    </w:tbl>
     <w:p>
       <w:pPr>
         <w:numPr>
@@ -508,174 +700,304 @@
         </w:numPr>
       </w:pPr>
       <w:r>
-        <w:rPr>
-          <w:b/>
-          <w:bCs/>
-        </w:rPr>
-        <w:t>Designed a MongoDB schema for algorithmic trading strategies</w:t>
-      </w:r>
-      <w:r>
-        <w:t xml:space="preserve"> that enabled optimum stop-loss and trigger-price computation, and </w:t>
-      </w:r>
-      <w:r>
-        <w:rPr>
-          <w:b/>
-          <w:bCs/>
-        </w:rPr>
-        <w:t>built a React + Express.js portal</w:t>
-      </w:r>
-      <w:r>
-        <w:t xml:space="preserve"> for strategy marketplace transactions.</w:t>
+        <w:t>Designed a schema for maintaining and storing strategies employed for algorithmic trading using Mongoose for MongoDB which helped determine optimum stop-loss and trigger prices of orders.</w:t>
       </w:r>
     </w:p>
     <w:p>
+      <w:pPr>
+        <w:numPr>
+          <w:ilvl w:val="0"/>
+          <w:numId w:val="25"/>
+        </w:numPr>
+      </w:pPr>
+      <w:r>
+        <w:t>Developed an e-commerce portal using React and Express.JS for custom</w:t>
+      </w:r>
+      <w:r>
+        <w:t>ers to buy and sell strategies.</w:t>
+      </w:r>
+    </w:p>
+    <w:p>
       <w:r>
         <w:rPr>
           <w:noProof/>
         </w:rPr>
-        <w:pict w14:anchorId="5F56EBEE">
+        <w:pict w14:anchorId="5309B2EC">
           <v:rect id="_x0000_i1027" alt="" style="width:468pt;height:.05pt;mso-width-percent:0;mso-height-percent:0;mso-width-percent:0;mso-height-percent:0" o:hralign="center" o:hrstd="t" o:hr="t"/>
         </w:pict>
       </w:r>
     </w:p>
     <w:p>
-      <w:bookmarkStart w:id="3" w:name="skills"/>
-      <w:bookmarkEnd w:id="2"/>
-      <w:r>
-        <w:t>Sk</w:t>
-      </w:r>
-      <w:r>
-        <w:t>ills</w:t>
+      <w:pPr>
+        <w:pStyle w:val="Heading2"/>
+      </w:pPr>
+      <w:bookmarkStart w:id="2" w:name="skills"/>
+      <w:bookmarkEnd w:id="1"/>
+      <w:r>
+        <w:t>Skills</w:t>
+      </w:r>
+    </w:p>
+    <w:tbl>
+      <w:tblPr>
+        <w:tblW w:w="5000" w:type="pct"/>
+        <w:tblLayout w:type="fixed"/>
+        <w:tblLook w:val="0020" w:firstRow="1" w:lastRow="0" w:firstColumn="0" w:lastColumn="0" w:noHBand="0" w:noVBand="0"/>
+      </w:tblPr>
+      <w:tblGrid>
+        <w:gridCol w:w="4770"/>
+        <w:gridCol w:w="6030"/>
+      </w:tblGrid>
+      <w:tr>
+        <w:trPr>
+          <w:tblHeader/>
+        </w:trPr>
+        <w:tc>
+          <w:tcPr>
+            <w:tcW w:w="4770" w:type="dxa"/>
+          </w:tcPr>
+          <w:p>
+            <w:r>
+              <w:rPr>
+                <w:b/>
+                <w:bCs/>
+              </w:rPr>
+              <w:t>Programming Languages:</w:t>
+            </w:r>
+            <w:r>
+              <w:t xml:space="preserve"> Python, C, Java</w:t>
+            </w:r>
+          </w:p>
+        </w:tc>
+        <w:tc>
+          <w:tcPr>
+            <w:tcW w:w="6030" w:type="dxa"/>
+          </w:tcPr>
+          <w:p>
+            <w:pPr>
+              <w:jc w:val="right"/>
+            </w:pPr>
+            <w:r>
+              <w:rPr>
+                <w:b/>
+                <w:bCs/>
+              </w:rPr>
+              <w:t>Frameworks:</w:t>
+            </w:r>
+            <w:r>
+              <w:t xml:space="preserve"> Apache Spark, TensorFlow, Keras, OpenCV</w:t>
+            </w:r>
+          </w:p>
+        </w:tc>
+      </w:tr>
+      <w:tr>
+        <w:tc>
+          <w:tcPr>
+            <w:tcW w:w="4770" w:type="dxa"/>
+          </w:tcPr>
+          <w:p>
+            <w:r>
+              <w:rPr>
+                <w:b/>
+                <w:bCs/>
+              </w:rPr>
+              <w:t>Databases:</w:t>
+            </w:r>
+            <w:r>
+              <w:t xml:space="preserve"> MySQL, MongoDB, PostgreSQL</w:t>
+            </w:r>
+          </w:p>
+        </w:tc>
+        <w:tc>
+          <w:tcPr>
+            <w:tcW w:w="6030" w:type="dxa"/>
+          </w:tcPr>
+          <w:p>
+            <w:pPr>
+              <w:jc w:val="right"/>
+            </w:pPr>
+            <w:r>
+              <w:rPr>
+                <w:b/>
+                <w:bCs/>
+              </w:rPr>
+              <w:t>Web Development:</w:t>
+            </w:r>
+            <w:r>
+              <w:t xml:space="preserve"> HTML, CSS, JavaScript, React, Angular, Node.js</w:t>
+            </w:r>
+          </w:p>
+        </w:tc>
+      </w:tr>
+      <w:tr>
+        <w:tc>
+          <w:tcPr>
+            <w:tcW w:w="4770" w:type="dxa"/>
+          </w:tcPr>
+          <w:p>
+            <w:r>
+              <w:rPr>
+                <w:b/>
+                <w:bCs/>
+              </w:rPr>
+              <w:t>AI &amp; Systems:</w:t>
+            </w:r>
+            <w:r>
+              <w:t xml:space="preserve"> </w:t>
+            </w:r>
+            <w:r>
+              <w:rPr>
+                <w:b/>
+                <w:bCs/>
+              </w:rPr>
+              <w:t>LLM ag</w:t>
+            </w:r>
+            <w:r>
+              <w:rPr>
+                <w:b/>
+                <w:bCs/>
+              </w:rPr>
+              <w:t>ents</w:t>
+            </w:r>
+            <w:r>
+              <w:t xml:space="preserve">, </w:t>
+            </w:r>
+            <w:r>
+              <w:rPr>
+                <w:b/>
+                <w:bCs/>
+              </w:rPr>
+              <w:t>structured reasoning</w:t>
+            </w:r>
+            <w:r>
+              <w:t xml:space="preserve">, </w:t>
+            </w:r>
+            <w:r>
+              <w:rPr>
+                <w:b/>
+                <w:bCs/>
+              </w:rPr>
+              <w:t>agentic workflows</w:t>
+            </w:r>
+            <w:r>
+              <w:t xml:space="preserve">, </w:t>
+            </w:r>
+            <w:r>
+              <w:rPr>
+                <w:b/>
+                <w:bCs/>
+              </w:rPr>
+              <w:t>graph analysis</w:t>
+            </w:r>
+          </w:p>
+        </w:tc>
+        <w:tc>
+          <w:tcPr>
+            <w:tcW w:w="6030" w:type="dxa"/>
+          </w:tcPr>
+          <w:p>
+            <w:pPr>
+              <w:jc w:val="right"/>
+            </w:pPr>
+            <w:r>
+              <w:rPr>
+                <w:b/>
+                <w:bCs/>
+              </w:rPr>
+              <w:t>Other:</w:t>
+            </w:r>
+            <w:r>
+              <w:t xml:space="preserve"> GitHub, </w:t>
+            </w:r>
+            <w:r>
+              <w:rPr>
+                <w:b/>
+                <w:bCs/>
+              </w:rPr>
+              <w:t>REST APIs</w:t>
+            </w:r>
+            <w:r>
+              <w:t xml:space="preserve">, </w:t>
+            </w:r>
+            <w:r>
+              <w:rPr>
+                <w:b/>
+                <w:bCs/>
+              </w:rPr>
+              <w:t>Linux</w:t>
+            </w:r>
+            <w:r>
+              <w:t>, Redux, Opensearch, Grafana, Figma</w:t>
+            </w:r>
+          </w:p>
+        </w:tc>
+      </w:tr>
+    </w:tbl>
+    <w:p>
+      <w:r>
+        <w:rPr>
+          <w:noProof/>
+        </w:rPr>
+        <w:pict w14:anchorId="4DC06B99">
+          <v:rect id="_x0000_i1026" alt="" style="width:468pt;height:.05pt;mso-width-percent:0;mso-height-percent:0;mso-width-percent:0;mso-height-percent:0" o:hralign="center" o:hrstd="t" o:hr="t"/>
+        </w:pict>
       </w:r>
     </w:p>
     <w:p>
-      <w:r>
-        <w:rPr>
-          <w:b/>
-          <w:bCs/>
-        </w:rPr>
-        <w:t>Languages:</w:t>
-      </w:r>
-      <w:r>
-        <w:t xml:space="preserve"> Python, JavaScript, C, Java | </w:t>
-      </w:r>
-      <w:r>
-        <w:rPr>
-          <w:b/>
-          <w:bCs/>
-        </w:rPr>
-        <w:t>AI/ML:</w:t>
-      </w:r>
-      <w:r>
-        <w:t xml:space="preserve"> TensorFlow, Keras, OpenCV, LLM Agents | </w:t>
-      </w:r>
-      <w:r>
-        <w:rPr>
-          <w:b/>
-          <w:bCs/>
-        </w:rPr>
-        <w:t>Web:</w:t>
-      </w:r>
-      <w:r>
-        <w:t xml:space="preserve"> React, Redux, Node.js, Angular, HTML/CSS | </w:t>
-      </w:r>
-      <w:r>
-        <w:rPr>
-          <w:b/>
-          <w:bCs/>
-        </w:rPr>
-        <w:t>Infrastructure:</w:t>
-      </w:r>
-      <w:r>
-        <w:t xml:space="preserve"> PostgreSQL, MongoDB, MySQL, REST APIs, Linux, Opensearch, Grafana, Apache Spark | </w:t>
-      </w:r>
-      <w:r>
-        <w:rPr>
-          <w:b/>
-          <w:bCs/>
-        </w:rPr>
-        <w:t>Tools:</w:t>
-      </w:r>
-      <w:r>
-        <w:t xml:space="preserve"> GitHub, Fi</w:t>
-      </w:r>
-      <w:r>
-        <w:t>gma</w:t>
+      <w:pPr>
+        <w:pStyle w:val="Heading2"/>
+      </w:pPr>
+      <w:bookmarkStart w:id="3" w:name="education"/>
+      <w:bookmarkEnd w:id="2"/>
+      <w:r>
+        <w:t>Education</w:t>
       </w:r>
     </w:p>
-    <w:p>
-      <w:r>
-        <w:rPr>
-          <w:noProof/>
-        </w:rPr>
-        <w:pict w14:anchorId="0FEA7AA6">
-          <v:rect id="_x0000_i1026" alt="" style="width:468pt;height:.05pt;mso-width-percent:0;mso-height-percent:0;mso-width-percent:0;mso-height-percent:0" o:hralign="center" o:hrstd="t" o:hr="t"/>
-        </w:pict>
-      </w:r>
-    </w:p>
-    <w:p>
-      <w:bookmarkStart w:id="4" w:name="education"/>
-      <w:bookmarkEnd w:id="3"/>
-      <w:r>
-        <w:t>Education</w:t>
-      </w:r>
-    </w:p>
-    <w:p>
-      <w:r>
-        <w:rPr>
-          <w:b/>
-          <w:bCs/>
-        </w:rPr>
-        <w:t>University of Southern California,</w:t>
-      </w:r>
-      <w:r>
-        <w:t xml:space="preserve"> Los Angeles, USA | Aug 2021 – May 2023 - Masters of Science in Computer Science</w:t>
-      </w:r>
-    </w:p>
-    <w:p>
-      <w:r>
-        <w:rPr>
-          <w:b/>
-          <w:bCs/>
-        </w:rPr>
-        <w:t>Dwarkadas J. Sanghvi College of Engineering,</w:t>
-      </w:r>
-      <w:r>
-        <w:t xml:space="preserve"> Mumbai, India | Aug 2017 – May 2021 - Bachelor of Computer Engineering with Dist</w:t>
-      </w:r>
-      <w:r>
-        <w:t>inction</w:t>
-      </w:r>
-    </w:p>
-    <w:p>
-      <w:r>
-        <w:rPr>
-          <w:noProof/>
-        </w:rPr>
-        <w:pict w14:anchorId="2F897BE7">
-          <v:rect id="_x0000_i1025" alt="" style="width:468pt;height:.05pt;mso-width-percent:0;mso-height-percent:0;mso-width-percent:0;mso-height-percent:0" o:hralign="center" o:hrstd="t" o:hr="t"/>
-        </w:pict>
-      </w:r>
-    </w:p>
-    <w:p>
-      <w:bookmarkStart w:id="5" w:name="projects"/>
-      <w:bookmarkEnd w:id="4"/>
-      <w:r>
-        <w:t>Projects</w:t>
-      </w:r>
-    </w:p>
-    <w:p>
-      <w:r>
-        <w:rPr>
-          <w:b/>
-          <w:bCs/>
-        </w:rPr>
-        <w:t>Image Processing —</w:t>
-      </w:r>
-      <w:r>
-        <w:t xml:space="preserve"> Handwriting Cloning and Personality Analysis | Python, OpenCV</w:t>
-      </w:r>
-    </w:p>
+    <w:tbl>
+      <w:tblPr>
+        <w:tblW w:w="5000" w:type="pct"/>
+        <w:tblLayout w:type="fixed"/>
+        <w:tblLook w:val="0020" w:firstRow="1" w:lastRow="0" w:firstColumn="0" w:lastColumn="0" w:noHBand="0" w:noVBand="0"/>
+      </w:tblPr>
+      <w:tblGrid>
+        <w:gridCol w:w="7920"/>
+        <w:gridCol w:w="2880"/>
+      </w:tblGrid>
+      <w:tr>
+        <w:trPr>
+          <w:tblHeader/>
+        </w:trPr>
+        <w:tc>
+          <w:tcPr>
+            <w:tcW w:w="5808" w:type="dxa"/>
+          </w:tcPr>
+          <w:p>
+            <w:r>
+              <w:rPr>
+                <w:b/>
+                <w:bCs/>
+              </w:rPr>
+              <w:t>University of Southern California,</w:t>
+            </w:r>
+            <w:r>
+              <w:t xml:space="preserve"> Los Angeles, USA</w:t>
+            </w:r>
+          </w:p>
+        </w:tc>
+        <w:tc>
+          <w:tcPr>
+            <w:tcW w:w="2112" w:type="dxa"/>
+          </w:tcPr>
+          <w:p>
+            <w:pPr>
+              <w:jc w:val="right"/>
+            </w:pPr>
+            <w:r>
+              <w:t>Aug 2021 – May 2023</w:t>
+            </w:r>
+          </w:p>
+        </w:tc>
+      </w:tr>
+    </w:tbl>
     <w:p>
       <w:pPr>
         <w:numPr>
@@ -684,54 +1006,55 @@
         </w:numPr>
       </w:pPr>
       <w:r>
-        <w:rPr>
-          <w:b/>
-          <w:bCs/>
-        </w:rPr>
-        <w:t>Developed an end-to-end handwriting analysis pipeline</w:t>
-      </w:r>
-      <w:r>
-        <w:t xml:space="preserve"> </w:t>
-      </w:r>
-      <w:r>
-        <w:t xml:space="preserve">that extracts, segments, and replicates handwriting features, achieving </w:t>
-      </w:r>
-      <w:r>
-        <w:rPr>
-          <w:b/>
-          <w:bCs/>
-        </w:rPr>
-        <w:t>82% CNN recognition accuracy</w:t>
-      </w:r>
-      <w:r>
-        <w:t xml:space="preserve"> on segmented characters, by building modules for </w:t>
-      </w:r>
-      <w:r>
-        <w:rPr>
-          <w:b/>
-          <w:bCs/>
-        </w:rPr>
-        <w:t>offline character segmentation and pen trajectory detection</w:t>
-      </w:r>
-      <w:r>
-        <w:t>.</w:t>
+        <w:t>Masters of Science in Computer Science</w:t>
       </w:r>
     </w:p>
-    <w:p>
-      <w:r>
-        <w:rPr>
-          <w:b/>
-          <w:bCs/>
-        </w:rPr>
-        <w:t>Machine Learning —</w:t>
-      </w:r>
-      <w:r>
-        <w:t xml:space="preserve"> Stacked Ensembling for COV</w:t>
-      </w:r>
-      <w:r>
-        <w:t>ID-19 Detection | Python</w:t>
-      </w:r>
-    </w:p>
+    <w:tbl>
+      <w:tblPr>
+        <w:tblW w:w="5000" w:type="pct"/>
+        <w:tblLayout w:type="fixed"/>
+        <w:tblLook w:val="0020" w:firstRow="1" w:lastRow="0" w:firstColumn="0" w:lastColumn="0" w:noHBand="0" w:noVBand="0"/>
+      </w:tblPr>
+      <w:tblGrid>
+        <w:gridCol w:w="7920"/>
+        <w:gridCol w:w="2880"/>
+      </w:tblGrid>
+      <w:tr>
+        <w:trPr>
+          <w:tblHeader/>
+        </w:trPr>
+        <w:tc>
+          <w:tcPr>
+            <w:tcW w:w="5808" w:type="dxa"/>
+          </w:tcPr>
+          <w:p>
+            <w:r>
+              <w:rPr>
+                <w:b/>
+                <w:bCs/>
+              </w:rPr>
+              <w:t>Dwarkadas J. Sanghvi College of Engineering,</w:t>
+            </w:r>
+            <w:r>
+              <w:t xml:space="preserve"> Mumbai, India</w:t>
+            </w:r>
+          </w:p>
+        </w:tc>
+        <w:tc>
+          <w:tcPr>
+            <w:tcW w:w="2112" w:type="dxa"/>
+          </w:tcPr>
+          <w:p>
+            <w:pPr>
+              <w:jc w:val="right"/>
+            </w:pPr>
+            <w:r>
+              <w:t>Aug 2017 – May 2021</w:t>
+            </w:r>
+          </w:p>
+        </w:tc>
+      </w:tr>
+    </w:tbl>
     <w:p>
       <w:pPr>
         <w:numPr>
@@ -740,71 +1063,328 @@
         </w:numPr>
       </w:pPr>
       <w:r>
-        <w:rPr>
-          <w:b/>
-          <w:bCs/>
-        </w:rPr>
-        <w:t>Designed a four-model CNN ensemble</w:t>
-      </w:r>
-      <w:r>
-        <w:t xml:space="preserve"> that improved COVID-19 detection sensitivity over prior approaches, and </w:t>
-      </w:r>
-      <w:r>
-        <w:rPr>
-          <w:b/>
-          <w:bCs/>
-        </w:rPr>
-        <w:t>co-authored a published paper</w:t>
-      </w:r>
-      <w:r>
-        <w:t xml:space="preserve"> on the methodology. (</w:t>
+        <w:t>Bachelor of Computer Engineering with Distinction</w:t>
+      </w:r>
+    </w:p>
+    <w:p>
+      <w:r>
+        <w:rPr>
+          <w:noProof/>
+        </w:rPr>
+        <w:pict w14:anchorId="385FDBE5">
+          <v:rect id="_x0000_i1025" alt="" style="width:468pt;height:.05pt;mso-width-percent:0;mso-height-percent:0;mso-width-percent:0;mso-height-percent:0" o:hralign="center" o:hrstd="t" o:hr="t"/>
+        </w:pict>
+      </w:r>
+    </w:p>
+    <w:p>
+      <w:pPr>
+        <w:pStyle w:val="Heading2"/>
+      </w:pPr>
+      <w:bookmarkStart w:id="4" w:name="projects"/>
+      <w:bookmarkEnd w:id="3"/>
+      <w:r>
+        <w:t>Projects</w:t>
+      </w:r>
+    </w:p>
+    <w:tbl>
+      <w:tblPr>
+        <w:tblW w:w="5000" w:type="pct"/>
+        <w:tblLayout w:type="fixed"/>
+        <w:tblLook w:val="0020" w:firstRow="1" w:lastRow="0" w:firstColumn="0" w:lastColumn="0" w:noHBand="0" w:noVBand="0"/>
+      </w:tblPr>
+      <w:tblGrid>
+        <w:gridCol w:w="7920"/>
+        <w:gridCol w:w="2880"/>
+      </w:tblGrid>
+      <w:tr>
+        <w:trPr>
+          <w:tblHeader/>
+        </w:trPr>
+        <w:tc>
+          <w:tcPr>
+            <w:tcW w:w="5808" w:type="dxa"/>
+          </w:tcPr>
+          <w:p>
+            <w:r>
+              <w:rPr>
+                <w:b/>
+                <w:bCs/>
+              </w:rPr>
+              <w:t>Image Processing –</w:t>
+            </w:r>
+            <w:r>
+              <w:t xml:space="preserve"> Handwriting Cloning and Personality analysis</w:t>
+            </w:r>
+          </w:p>
+        </w:tc>
+        <w:tc>
+          <w:tcPr>
+            <w:tcW w:w="2112" w:type="dxa"/>
+          </w:tcPr>
+          <w:p>
+            <w:pPr>
+              <w:jc w:val="right"/>
+            </w:pPr>
+            <w:r>
+              <w:t>Python, OpenCV</w:t>
+            </w:r>
+          </w:p>
+        </w:tc>
+      </w:tr>
+    </w:tbl>
+    <w:p>
+      <w:pPr>
+        <w:numPr>
+          <w:ilvl w:val="0"/>
+          <w:numId w:val="28"/>
+        </w:numPr>
+      </w:pPr>
+      <w:r>
+        <w:rPr>
+          <w:b/>
+          <w:bCs/>
+        </w:rPr>
+        <w:t>Developed a handwriting analysis system</w:t>
+      </w:r>
+      <w:r>
+        <w:t xml:space="preserve"> that extracts and replicates handwriting features, including offline character segmentation and pen trajectory detection.</w:t>
+      </w:r>
+    </w:p>
+    <w:p>
+      <w:pPr>
+        <w:numPr>
+          <w:ilvl w:val="0"/>
+          <w:numId w:val="28"/>
+        </w:numPr>
+      </w:pPr>
+      <w:r>
+        <w:rPr>
+          <w:b/>
+          <w:bCs/>
+        </w:rPr>
+        <w:t>Trained a convolutional neural network</w:t>
+      </w:r>
+      <w:r>
+        <w:t xml:space="preserve"> to recognize segmented handwritten char</w:t>
+      </w:r>
+      <w:r>
+        <w:t xml:space="preserve">acters, achieving </w:t>
+      </w:r>
+      <w:r>
+        <w:rPr>
+          <w:b/>
+          <w:bCs/>
+        </w:rPr>
+        <w:t>82% accuracy</w:t>
+      </w:r>
+      <w:r>
+        <w:t>.</w:t>
+      </w:r>
+    </w:p>
+    <w:p>
+      <w:pPr>
+        <w:numPr>
+          <w:ilvl w:val="0"/>
+          <w:numId w:val="28"/>
+        </w:numPr>
+      </w:pPr>
+      <w:r>
+        <w:t xml:space="preserve">Built modules for </w:t>
+      </w:r>
+      <w:r>
+        <w:rPr>
+          <w:b/>
+          <w:bCs/>
+        </w:rPr>
+        <w:t>offline character segmentation and pen trajectory detection</w:t>
+      </w:r>
+      <w:r>
+        <w:t>.</w:t>
+      </w:r>
+    </w:p>
+    <w:tbl>
+      <w:tblPr>
+        <w:tblW w:w="5000" w:type="pct"/>
+        <w:tblLayout w:type="fixed"/>
+        <w:tblLook w:val="0020" w:firstRow="1" w:lastRow="0" w:firstColumn="0" w:lastColumn="0" w:noHBand="0" w:noVBand="0"/>
+      </w:tblPr>
+      <w:tblGrid>
+        <w:gridCol w:w="7920"/>
+        <w:gridCol w:w="2880"/>
+      </w:tblGrid>
+      <w:tr>
+        <w:trPr>
+          <w:tblHeader/>
+        </w:trPr>
+        <w:tc>
+          <w:tcPr>
+            <w:tcW w:w="5808" w:type="dxa"/>
+          </w:tcPr>
+          <w:p>
+            <w:r>
+              <w:rPr>
+                <w:b/>
+                <w:bCs/>
+              </w:rPr>
+              <w:t>Machine Learning –</w:t>
+            </w:r>
+            <w:r>
+              <w:t xml:space="preserve"> Stacked ensembling approach for COVID-19 detection</w:t>
+            </w:r>
+          </w:p>
+        </w:tc>
+        <w:tc>
+          <w:tcPr>
+            <w:tcW w:w="2112" w:type="dxa"/>
+          </w:tcPr>
+          <w:p>
+            <w:pPr>
+              <w:jc w:val="right"/>
+            </w:pPr>
+            <w:r>
+              <w:t>Python</w:t>
+            </w:r>
+          </w:p>
+        </w:tc>
+      </w:tr>
+    </w:tbl>
+    <w:p>
+      <w:pPr>
+        <w:numPr>
+          <w:ilvl w:val="0"/>
+          <w:numId w:val="29"/>
+        </w:numPr>
+      </w:pPr>
+      <w:r>
+        <w:t>Researched existing COVID-19 testing systems, identified limitation</w:t>
+      </w:r>
+      <w:r>
+        <w:t>s in prior CNN approaches, and designed a four-model CNN ensemble to improve detection accuracy.</w:t>
+      </w:r>
+    </w:p>
+    <w:p>
+      <w:pPr>
+        <w:numPr>
+          <w:ilvl w:val="0"/>
+          <w:numId w:val="29"/>
+        </w:numPr>
+      </w:pPr>
+      <w:r>
+        <w:t>Co-authored a paper on the same highlighting the improved sensitivity of the ensembled model which can be helpful for medical diagnosis. (</w:t>
       </w:r>
       <w:hyperlink r:id="rId8">
         <w:r>
           <w:rPr>
             <w:rStyle w:val="Hyperlink"/>
           </w:rPr>
-          <w:t>doi.org/10.</w:t>
-        </w:r>
-        <w:r>
-          <w:rPr>
-            <w:rStyle w:val="Hyperlink"/>
-          </w:rPr>
-          <w:t>1007/s13246-020-00952-6</w:t>
+          <w:t>doi.org/10.1007/s13246-020-00952-6</w:t>
         </w:r>
       </w:hyperlink>
       <w:r>
         <w:t>)</w:t>
       </w:r>
     </w:p>
+    <w:tbl>
+      <w:tblPr>
+        <w:tblW w:w="5000" w:type="pct"/>
+        <w:tblLayout w:type="fixed"/>
+        <w:tblLook w:val="0020" w:firstRow="1" w:lastRow="0" w:firstColumn="0" w:lastColumn="0" w:noHBand="0" w:noVBand="0"/>
+      </w:tblPr>
+      <w:tblGrid>
+        <w:gridCol w:w="7920"/>
+        <w:gridCol w:w="2880"/>
+      </w:tblGrid>
+      <w:tr>
+        <w:trPr>
+          <w:tblHeader/>
+        </w:trPr>
+        <w:tc>
+          <w:tcPr>
+            <w:tcW w:w="5808" w:type="dxa"/>
+          </w:tcPr>
+          <w:p>
+            <w:r>
+              <w:rPr>
+                <w:b/>
+                <w:bCs/>
+              </w:rPr>
+              <w:t>Web Application –</w:t>
+            </w:r>
+            <w:r>
+              <w:t xml:space="preserve"> Computer Programming Exam Portal - </w:t>
+            </w:r>
+            <w:hyperlink r:id="rId9">
+              <w:r>
+                <w:rPr>
+                  <w:rStyle w:val="Hyperlink"/>
+                </w:rPr>
+                <w:t>Demo</w:t>
+              </w:r>
+            </w:hyperlink>
+          </w:p>
+        </w:tc>
+        <w:tc>
+          <w:tcPr>
+            <w:tcW w:w="2112" w:type="dxa"/>
+          </w:tcPr>
+          <w:p>
+            <w:pPr>
+              <w:jc w:val="right"/>
+            </w:pPr>
+            <w:r>
+              <w:t>Node.js, React, Python</w:t>
+            </w:r>
+          </w:p>
+        </w:tc>
+      </w:tr>
+    </w:tbl>
     <w:p>
-      <w:r>
-        <w:rPr>
-          <w:b/>
-          <w:bCs/>
-        </w:rPr>
-        <w:t>Web Application —</w:t>
-      </w:r>
-      <w:r>
-        <w:t xml:space="preserve"> Computer Programming Exam Portal — </w:t>
-      </w:r>
-      <w:hyperlink r:id="rId9">
-        <w:r>
-          <w:rPr>
-            <w:rStyle w:val="Hyperlink"/>
-          </w:rPr>
-          <w:t>Demo</w:t>
-        </w:r>
-      </w:hyperlink>
-      <w:r>
-        <w:t xml:space="preserve"> | Node.js, React, Python</w:t>
+      <w:pPr>
+        <w:numPr>
+          <w:ilvl w:val="0"/>
+          <w:numId w:val="30"/>
+        </w:numPr>
+      </w:pPr>
+      <w:r>
+        <w:lastRenderedPageBreak/>
+        <w:t xml:space="preserve">Designed and </w:t>
+      </w:r>
+      <w:r>
+        <w:rPr>
+          <w:b/>
+          <w:bCs/>
+        </w:rPr>
+        <w:t>built an end-to-end exam platform</w:t>
+      </w:r>
+      <w:r>
+        <w:t xml:space="preserve"> for conducting C programming exams, handling </w:t>
+      </w:r>
+      <w:r>
+        <w:rPr>
+          <w:b/>
+          <w:bCs/>
+        </w:rPr>
+        <w:t>600+ concurrent users</w:t>
+      </w:r>
+      <w:r>
+        <w:t xml:space="preserve"> on a custom </w:t>
+      </w:r>
+      <w:r>
+        <w:rPr>
+          <w:b/>
+          <w:bCs/>
+        </w:rPr>
+        <w:t>Node.js</w:t>
+      </w:r>
+      <w:r>
+        <w:t xml:space="preserve"> backend.</w:t>
       </w:r>
     </w:p>
     <w:p>
       <w:pPr>
         <w:numPr>
           <w:ilvl w:val="0"/>
-          <w:numId w:val="28"/>
+          <w:numId w:val="30"/>
         </w:numPr>
       </w:pPr>
       <w:r>
@@ -812,17 +1392,7 @@
           <w:b/>
           <w:bCs/>
         </w:rPr>
-        <w:t>Built a real-time exam platform</w:t>
-      </w:r>
-      <w:r>
-        <w:t xml:space="preserve"> handling </w:t>
-      </w:r>
-      <w:r>
-        <w:rPr>
-          <w:b/>
-          <w:bCs/>
-        </w:rPr>
-        <w:t>600+ concurrent users</w:t>
+        <w:t>Automated score generation</w:t>
       </w:r>
       <w:r>
         <w:t xml:space="preserve">, reducing paper correction time by </w:t>
@@ -832,52 +1402,45 @@
           <w:b/>
           <w:bCs/>
         </w:rPr>
-        <w:t>55</w:t>
-      </w:r>
-      <w:r>
-        <w:rPr>
-          <w:b/>
-          <w:bCs/>
-        </w:rPr>
-        <w:t>%</w:t>
-      </w:r>
-      <w:r>
-        <w:t xml:space="preserve">, by implementing a </w:t>
-      </w:r>
-      <w:r>
-        <w:rPr>
-          <w:b/>
-          <w:bCs/>
-        </w:rPr>
-        <w:t>Node.js server with React frontend and automated Python scoring</w:t>
-      </w:r>
-      <w:r>
-        <w:t>. (</w:t>
-      </w:r>
-      <w:hyperlink r:id="rId10">
-        <w:r>
-          <w:rPr>
-            <w:rStyle w:val="Hyperlink"/>
-          </w:rPr>
-          <w:t>Demo</w:t>
-        </w:r>
-      </w:hyperlink>
-      <w:r>
-        <w:t>)</w:t>
+        <w:t>55%</w:t>
+      </w:r>
+      <w:r>
+        <w:t xml:space="preserve"> by building a Python-based auto-grading pipeline — demonstra</w:t>
+      </w:r>
+      <w:r>
+        <w:t xml:space="preserve">ting </w:t>
+      </w:r>
+      <w:r>
+        <w:rPr>
+          <w:b/>
+          <w:bCs/>
+        </w:rPr>
+        <w:t>product thinking</w:t>
+      </w:r>
+      <w:r>
+        <w:t xml:space="preserve"> and </w:t>
+      </w:r>
+      <w:r>
+        <w:rPr>
+          <w:b/>
+          <w:bCs/>
+        </w:rPr>
+        <w:t>full-stack execution</w:t>
+      </w:r>
+      <w:r>
+        <w:t>.</w:t>
       </w:r>
     </w:p>
     <w:p>
       <w:pPr>
         <w:pStyle w:val="Heading1"/>
       </w:pPr>
-      <w:bookmarkStart w:id="6" w:name="section"/>
-      <w:bookmarkEnd w:id="0"/>
+      <w:bookmarkStart w:id="5" w:name="section"/>
+      <w:bookmarkEnd w:id="4"/>
+      <w:r>
+        <w:t>═══════════════════════════════════════════════════════════════</w:t>
+      </w:r>
       <w:bookmarkEnd w:id="5"/>
-      <w:r>
-        <w:lastRenderedPageBreak/>
-        <w:t>═══════════════════════════════════════════════════════════════</w:t>
-      </w:r>
-      <w:bookmarkEnd w:id="6"/>
     </w:p>
     <w:sectPr>
       <w:pgSz w:w="12240" w:h="15840"/>
@@ -1616,6 +2179,12 @@
     <w:abstractNumId w:val="3"/>
   </w:num>
   <w:num w:numId="28">
+    <w:abstractNumId w:val="3"/>
+  </w:num>
+  <w:num w:numId="29">
+    <w:abstractNumId w:val="3"/>
+  </w:num>
+  <w:num w:numId="30">
     <w:abstractNumId w:val="3"/>
   </w:num>
 </w:numbering>
